--- a/Strategy/Commandos Behind Enemy Lines (2.51 GB)/3-Media (2.26 GB)/3-Video/1-Trailers/Source.docx
+++ b/Strategy/Commandos Behind Enemy Lines (2.51 GB)/3-Media (2.26 GB)/3-Video/1-Trailers/Source.docx
@@ -137,6 +137,22 @@
       </w:r>
       <w:r>
         <w:t xml:space="preserve"> </w:t>
+      </w:r>
+      <w:r>
+        <w:br/>
+      </w:r>
+      <w:r>
+        <w:t xml:space="preserve">* </w:t>
+      </w:r>
+      <w:r>
+        <w:rPr>
+          <w:b/>
+          <w:bCs/>
+        </w:rPr>
+        <w:t>Download Server / Mirror</w:t>
+      </w:r>
+      <w:r>
+        <w:t>: www.youtube.com</w:t>
       </w:r>
       <w:r>
         <w:br/>
